--- a/CSV108_docx/004_CSV_RACI_and_Responsibilities_Matrix.docx
+++ b/CSV108_docx/004_CSV_RACI_and_Responsibilities_Matrix.docx
@@ -10258,6 +10258,664 @@
           <w:sz w:val="22"/>
         </w:rPr>
         <w:t>Emergency actions may be taken to protect product, data or continuity, but must be documented and entered into deviation/change control within one business day.</w:t>
+      </w:r>
+    </w:p>
+    <w:p>
+      <w:pPr>
+        <w:pStyle w:val="Heading2"/>
+      </w:pPr>
+      <w:r>
+        <w:t>4.1 Approval authority boundaries</w:t>
+      </w:r>
+    </w:p>
+    <w:tbl>
+      <w:tblPr>
+        <w:tblStyle w:val="TableGrid"/>
+        <w:tblW w:type="dxa" w:w="9360"/>
+        <w:tblLayout w:type="fixed"/>
+        <w:tblLook w:firstColumn="1" w:firstRow="1" w:lastColumn="0" w:lastRow="0" w:noHBand="0" w:noVBand="1" w:val="04A0"/>
+        <w:tblInd w:w="120" w:type="dxa"/>
+      </w:tblPr>
+      <w:tblGrid>
+        <w:gridCol w:w="2821"/>
+        <w:gridCol w:w="2752"/>
+        <w:gridCol w:w="3787"/>
+      </w:tblGrid>
+      <w:tr>
+        <w:trPr>
+          <w:tblHeader w:val="true"/>
+        </w:trPr>
+        <w:tc>
+          <w:tcPr>
+            <w:tcW w:type="dxa" w:w="2821"/>
+            <w:shd w:fill="E8EEF5"/>
+            <w:vAlign w:val="center"/>
+            <w:tcMar>
+              <w:top w:w="80" w:type="dxa"/>
+              <w:bottom w:w="80" w:type="dxa"/>
+              <w:start w:w="120" w:type="dxa"/>
+              <w:end w:w="120" w:type="dxa"/>
+            </w:tcMar>
+          </w:tcPr>
+          <w:p>
+            <w:pPr>
+              <w:spacing w:after="0" w:line="276" w:lineRule="auto"/>
+              <w:jc w:val="left"/>
+            </w:pPr>
+            <w:r/>
+            <w:r>
+              <w:rPr>
+                <w:rFonts w:ascii="Calibri" w:hAnsi="Calibri"/>
+                <w:b/>
+                <w:color w:val="000000"/>
+                <w:sz w:val="19"/>
+              </w:rPr>
+              <w:t>Decision</w:t>
+            </w:r>
+          </w:p>
+        </w:tc>
+        <w:tc>
+          <w:tcPr>
+            <w:tcW w:type="dxa" w:w="2752"/>
+            <w:shd w:fill="E8EEF5"/>
+            <w:vAlign w:val="center"/>
+            <w:tcMar>
+              <w:top w:w="80" w:type="dxa"/>
+              <w:bottom w:w="80" w:type="dxa"/>
+              <w:start w:w="120" w:type="dxa"/>
+              <w:end w:w="120" w:type="dxa"/>
+            </w:tcMar>
+          </w:tcPr>
+          <w:p>
+            <w:pPr>
+              <w:spacing w:after="0" w:line="276" w:lineRule="auto"/>
+              <w:jc w:val="left"/>
+            </w:pPr>
+            <w:r/>
+            <w:r>
+              <w:rPr>
+                <w:rFonts w:ascii="Calibri" w:hAnsi="Calibri"/>
+                <w:b/>
+                <w:color w:val="000000"/>
+                <w:sz w:val="19"/>
+              </w:rPr>
+              <w:t>Accountable approval</w:t>
+            </w:r>
+          </w:p>
+        </w:tc>
+        <w:tc>
+          <w:tcPr>
+            <w:tcW w:type="dxa" w:w="3787"/>
+            <w:shd w:fill="E8EEF5"/>
+            <w:vAlign w:val="center"/>
+            <w:tcMar>
+              <w:top w:w="80" w:type="dxa"/>
+              <w:bottom w:w="80" w:type="dxa"/>
+              <w:start w:w="120" w:type="dxa"/>
+              <w:end w:w="120" w:type="dxa"/>
+            </w:tcMar>
+          </w:tcPr>
+          <w:p>
+            <w:pPr>
+              <w:spacing w:after="0" w:line="276" w:lineRule="auto"/>
+              <w:jc w:val="left"/>
+            </w:pPr>
+            <w:r/>
+            <w:r>
+              <w:rPr>
+                <w:rFonts w:ascii="Calibri" w:hAnsi="Calibri"/>
+                <w:b/>
+                <w:color w:val="000000"/>
+                <w:sz w:val="19"/>
+              </w:rPr>
+              <w:t>Additional required concurrence</w:t>
+            </w:r>
+          </w:p>
+        </w:tc>
+      </w:tr>
+      <w:tr>
+        <w:tc>
+          <w:tcPr>
+            <w:tcW w:type="dxa" w:w="2821"/>
+            <w:vAlign w:val="center"/>
+            <w:tcMar>
+              <w:top w:w="80" w:type="dxa"/>
+              <w:bottom w:w="80" w:type="dxa"/>
+              <w:start w:w="120" w:type="dxa"/>
+              <w:end w:w="120" w:type="dxa"/>
+            </w:tcMar>
+          </w:tcPr>
+          <w:p>
+            <w:pPr>
+              <w:spacing w:after="0" w:line="276" w:lineRule="auto"/>
+              <w:jc w:val="left"/>
+            </w:pPr>
+            <w:r/>
+            <w:r>
+              <w:rPr>
+                <w:rFonts w:ascii="Calibri" w:hAnsi="Calibri"/>
+                <w:b w:val="0"/>
+                <w:color w:val="000000"/>
+                <w:sz w:val="19"/>
+              </w:rPr>
+              <w:t>Validation strategy and residual GxP risk</w:t>
+            </w:r>
+          </w:p>
+        </w:tc>
+        <w:tc>
+          <w:tcPr>
+            <w:tcW w:type="dxa" w:w="2752"/>
+            <w:vAlign w:val="center"/>
+            <w:tcMar>
+              <w:top w:w="80" w:type="dxa"/>
+              <w:bottom w:w="80" w:type="dxa"/>
+              <w:start w:w="120" w:type="dxa"/>
+              <w:end w:w="120" w:type="dxa"/>
+            </w:tcMar>
+          </w:tcPr>
+          <w:p>
+            <w:pPr>
+              <w:spacing w:after="0" w:line="276" w:lineRule="auto"/>
+              <w:jc w:val="left"/>
+            </w:pPr>
+            <w:r/>
+            <w:r>
+              <w:rPr>
+                <w:rFonts w:ascii="Calibri" w:hAnsi="Calibri"/>
+                <w:b w:val="0"/>
+                <w:color w:val="000000"/>
+                <w:sz w:val="19"/>
+              </w:rPr>
+              <w:t>QA Validation Manager</w:t>
+            </w:r>
+          </w:p>
+        </w:tc>
+        <w:tc>
+          <w:tcPr>
+            <w:tcW w:type="dxa" w:w="3787"/>
+            <w:vAlign w:val="center"/>
+            <w:tcMar>
+              <w:top w:w="80" w:type="dxa"/>
+              <w:bottom w:w="80" w:type="dxa"/>
+              <w:start w:w="120" w:type="dxa"/>
+              <w:end w:w="120" w:type="dxa"/>
+            </w:tcMar>
+          </w:tcPr>
+          <w:p>
+            <w:pPr>
+              <w:spacing w:after="0" w:line="276" w:lineRule="auto"/>
+              <w:jc w:val="left"/>
+            </w:pPr>
+            <w:r/>
+            <w:r>
+              <w:rPr>
+                <w:rFonts w:ascii="Calibri" w:hAnsi="Calibri"/>
+                <w:b w:val="0"/>
+                <w:color w:val="000000"/>
+                <w:sz w:val="19"/>
+              </w:rPr>
+              <w:t>System Owner and BPO for feasibility and intended use</w:t>
+            </w:r>
+          </w:p>
+        </w:tc>
+      </w:tr>
+      <w:tr>
+        <w:tc>
+          <w:tcPr>
+            <w:tcW w:type="dxa" w:w="2821"/>
+            <w:vAlign w:val="center"/>
+            <w:tcMar>
+              <w:top w:w="80" w:type="dxa"/>
+              <w:bottom w:w="80" w:type="dxa"/>
+              <w:start w:w="120" w:type="dxa"/>
+              <w:end w:w="120" w:type="dxa"/>
+            </w:tcMar>
+          </w:tcPr>
+          <w:p>
+            <w:pPr>
+              <w:spacing w:after="0" w:line="276" w:lineRule="auto"/>
+              <w:jc w:val="left"/>
+            </w:pPr>
+            <w:r/>
+            <w:r>
+              <w:rPr>
+                <w:rFonts w:ascii="Calibri" w:hAnsi="Calibri"/>
+                <w:b w:val="0"/>
+                <w:color w:val="000000"/>
+                <w:sz w:val="19"/>
+              </w:rPr>
+              <w:t>Business process acceptance</w:t>
+            </w:r>
+          </w:p>
+        </w:tc>
+        <w:tc>
+          <w:tcPr>
+            <w:tcW w:type="dxa" w:w="2752"/>
+            <w:vAlign w:val="center"/>
+            <w:tcMar>
+              <w:top w:w="80" w:type="dxa"/>
+              <w:bottom w:w="80" w:type="dxa"/>
+              <w:start w:w="120" w:type="dxa"/>
+              <w:end w:w="120" w:type="dxa"/>
+            </w:tcMar>
+          </w:tcPr>
+          <w:p>
+            <w:pPr>
+              <w:spacing w:after="0" w:line="276" w:lineRule="auto"/>
+              <w:jc w:val="left"/>
+            </w:pPr>
+            <w:r/>
+            <w:r>
+              <w:rPr>
+                <w:rFonts w:ascii="Calibri" w:hAnsi="Calibri"/>
+                <w:b w:val="0"/>
+                <w:color w:val="000000"/>
+                <w:sz w:val="19"/>
+              </w:rPr>
+              <w:t>QC Business Process Owner</w:t>
+            </w:r>
+          </w:p>
+        </w:tc>
+        <w:tc>
+          <w:tcPr>
+            <w:tcW w:type="dxa" w:w="3787"/>
+            <w:vAlign w:val="center"/>
+            <w:tcMar>
+              <w:top w:w="80" w:type="dxa"/>
+              <w:bottom w:w="80" w:type="dxa"/>
+              <w:start w:w="120" w:type="dxa"/>
+              <w:end w:w="120" w:type="dxa"/>
+            </w:tcMar>
+          </w:tcPr>
+          <w:p>
+            <w:pPr>
+              <w:spacing w:after="0" w:line="276" w:lineRule="auto"/>
+              <w:jc w:val="left"/>
+            </w:pPr>
+            <w:r/>
+            <w:r>
+              <w:rPr>
+                <w:rFonts w:ascii="Calibri" w:hAnsi="Calibri"/>
+                <w:b w:val="0"/>
+                <w:color w:val="000000"/>
+                <w:sz w:val="19"/>
+              </w:rPr>
+              <w:t>QA when the decision affects regulated records or release criteria</w:t>
+            </w:r>
+          </w:p>
+        </w:tc>
+      </w:tr>
+      <w:tr>
+        <w:tc>
+          <w:tcPr>
+            <w:tcW w:type="dxa" w:w="2821"/>
+            <w:vAlign w:val="center"/>
+            <w:tcMar>
+              <w:top w:w="80" w:type="dxa"/>
+              <w:bottom w:w="80" w:type="dxa"/>
+              <w:start w:w="120" w:type="dxa"/>
+              <w:end w:w="120" w:type="dxa"/>
+            </w:tcMar>
+          </w:tcPr>
+          <w:p>
+            <w:pPr>
+              <w:spacing w:after="0" w:line="276" w:lineRule="auto"/>
+              <w:jc w:val="left"/>
+            </w:pPr>
+            <w:r/>
+            <w:r>
+              <w:rPr>
+                <w:rFonts w:ascii="Calibri" w:hAnsi="Calibri"/>
+                <w:b w:val="0"/>
+                <w:color w:val="000000"/>
+                <w:sz w:val="19"/>
+              </w:rPr>
+              <w:t>Production configuration baseline</w:t>
+            </w:r>
+          </w:p>
+        </w:tc>
+        <w:tc>
+          <w:tcPr>
+            <w:tcW w:type="dxa" w:w="2752"/>
+            <w:vAlign w:val="center"/>
+            <w:tcMar>
+              <w:top w:w="80" w:type="dxa"/>
+              <w:bottom w:w="80" w:type="dxa"/>
+              <w:start w:w="120" w:type="dxa"/>
+              <w:end w:w="120" w:type="dxa"/>
+            </w:tcMar>
+          </w:tcPr>
+          <w:p>
+            <w:pPr>
+              <w:spacing w:after="0" w:line="276" w:lineRule="auto"/>
+              <w:jc w:val="left"/>
+            </w:pPr>
+            <w:r/>
+            <w:r>
+              <w:rPr>
+                <w:rFonts w:ascii="Calibri" w:hAnsi="Calibri"/>
+                <w:b w:val="0"/>
+                <w:color w:val="000000"/>
+                <w:sz w:val="19"/>
+              </w:rPr>
+              <w:t>System Owner</w:t>
+            </w:r>
+          </w:p>
+        </w:tc>
+        <w:tc>
+          <w:tcPr>
+            <w:tcW w:type="dxa" w:w="3787"/>
+            <w:vAlign w:val="center"/>
+            <w:tcMar>
+              <w:top w:w="80" w:type="dxa"/>
+              <w:bottom w:w="80" w:type="dxa"/>
+              <w:start w:w="120" w:type="dxa"/>
+              <w:end w:w="120" w:type="dxa"/>
+            </w:tcMar>
+          </w:tcPr>
+          <w:p>
+            <w:pPr>
+              <w:spacing w:after="0" w:line="276" w:lineRule="auto"/>
+              <w:jc w:val="left"/>
+            </w:pPr>
+            <w:r/>
+            <w:r>
+              <w:rPr>
+                <w:rFonts w:ascii="Calibri" w:hAnsi="Calibri"/>
+                <w:b w:val="0"/>
+                <w:color w:val="000000"/>
+                <w:sz w:val="19"/>
+              </w:rPr>
+              <w:t>QA and IT for validated state, security and recoverability</w:t>
+            </w:r>
+          </w:p>
+        </w:tc>
+      </w:tr>
+      <w:tr>
+        <w:tc>
+          <w:tcPr>
+            <w:tcW w:type="dxa" w:w="2821"/>
+            <w:vAlign w:val="center"/>
+            <w:tcMar>
+              <w:top w:w="80" w:type="dxa"/>
+              <w:bottom w:w="80" w:type="dxa"/>
+              <w:start w:w="120" w:type="dxa"/>
+              <w:end w:w="120" w:type="dxa"/>
+            </w:tcMar>
+          </w:tcPr>
+          <w:p>
+            <w:pPr>
+              <w:spacing w:after="0" w:line="276" w:lineRule="auto"/>
+              <w:jc w:val="left"/>
+            </w:pPr>
+            <w:r/>
+            <w:r>
+              <w:rPr>
+                <w:rFonts w:ascii="Calibri" w:hAnsi="Calibri"/>
+                <w:b w:val="0"/>
+                <w:color w:val="000000"/>
+                <w:sz w:val="19"/>
+              </w:rPr>
+              <w:t>Supplier evidence leveraging</w:t>
+            </w:r>
+          </w:p>
+        </w:tc>
+        <w:tc>
+          <w:tcPr>
+            <w:tcW w:type="dxa" w:w="2752"/>
+            <w:vAlign w:val="center"/>
+            <w:tcMar>
+              <w:top w:w="80" w:type="dxa"/>
+              <w:bottom w:w="80" w:type="dxa"/>
+              <w:start w:w="120" w:type="dxa"/>
+              <w:end w:w="120" w:type="dxa"/>
+            </w:tcMar>
+          </w:tcPr>
+          <w:p>
+            <w:pPr>
+              <w:spacing w:after="0" w:line="276" w:lineRule="auto"/>
+              <w:jc w:val="left"/>
+            </w:pPr>
+            <w:r/>
+            <w:r>
+              <w:rPr>
+                <w:rFonts w:ascii="Calibri" w:hAnsi="Calibri"/>
+                <w:b w:val="0"/>
+                <w:color w:val="000000"/>
+                <w:sz w:val="19"/>
+              </w:rPr>
+              <w:t>QA Validation Manager</w:t>
+            </w:r>
+          </w:p>
+        </w:tc>
+        <w:tc>
+          <w:tcPr>
+            <w:tcW w:type="dxa" w:w="3787"/>
+            <w:vAlign w:val="center"/>
+            <w:tcMar>
+              <w:top w:w="80" w:type="dxa"/>
+              <w:bottom w:w="80" w:type="dxa"/>
+              <w:start w:w="120" w:type="dxa"/>
+              <w:end w:w="120" w:type="dxa"/>
+            </w:tcMar>
+          </w:tcPr>
+          <w:p>
+            <w:pPr>
+              <w:spacing w:after="0" w:line="276" w:lineRule="auto"/>
+              <w:jc w:val="left"/>
+            </w:pPr>
+            <w:r/>
+            <w:r>
+              <w:rPr>
+                <w:rFonts w:ascii="Calibri" w:hAnsi="Calibri"/>
+                <w:b w:val="0"/>
+                <w:color w:val="000000"/>
+                <w:sz w:val="19"/>
+              </w:rPr>
+              <w:t>CSV Lead and System Owner for relevance and completeness</w:t>
+            </w:r>
+          </w:p>
+        </w:tc>
+      </w:tr>
+      <w:tr>
+        <w:tc>
+          <w:tcPr>
+            <w:tcW w:type="dxa" w:w="2821"/>
+            <w:vAlign w:val="center"/>
+            <w:tcMar>
+              <w:top w:w="80" w:type="dxa"/>
+              <w:bottom w:w="80" w:type="dxa"/>
+              <w:start w:w="120" w:type="dxa"/>
+              <w:end w:w="120" w:type="dxa"/>
+            </w:tcMar>
+          </w:tcPr>
+          <w:p>
+            <w:pPr>
+              <w:spacing w:after="0" w:line="276" w:lineRule="auto"/>
+              <w:jc w:val="left"/>
+            </w:pPr>
+            <w:r/>
+            <w:r>
+              <w:rPr>
+                <w:rFonts w:ascii="Calibri" w:hAnsi="Calibri"/>
+                <w:b w:val="0"/>
+                <w:color w:val="000000"/>
+                <w:sz w:val="19"/>
+              </w:rPr>
+              <w:t>Archive acceptance and retrievability</w:t>
+            </w:r>
+          </w:p>
+        </w:tc>
+        <w:tc>
+          <w:tcPr>
+            <w:tcW w:type="dxa" w:w="2752"/>
+            <w:vAlign w:val="center"/>
+            <w:tcMar>
+              <w:top w:w="80" w:type="dxa"/>
+              <w:bottom w:w="80" w:type="dxa"/>
+              <w:start w:w="120" w:type="dxa"/>
+              <w:end w:w="120" w:type="dxa"/>
+            </w:tcMar>
+          </w:tcPr>
+          <w:p>
+            <w:pPr>
+              <w:spacing w:after="0" w:line="276" w:lineRule="auto"/>
+              <w:jc w:val="left"/>
+            </w:pPr>
+            <w:r/>
+            <w:r>
+              <w:rPr>
+                <w:rFonts w:ascii="Calibri" w:hAnsi="Calibri"/>
+                <w:b w:val="0"/>
+                <w:color w:val="000000"/>
+                <w:sz w:val="19"/>
+              </w:rPr>
+              <w:t>Records Management Owner</w:t>
+            </w:r>
+          </w:p>
+        </w:tc>
+        <w:tc>
+          <w:tcPr>
+            <w:tcW w:type="dxa" w:w="3787"/>
+            <w:vAlign w:val="center"/>
+            <w:tcMar>
+              <w:top w:w="80" w:type="dxa"/>
+              <w:bottom w:w="80" w:type="dxa"/>
+              <w:start w:w="120" w:type="dxa"/>
+              <w:end w:w="120" w:type="dxa"/>
+            </w:tcMar>
+          </w:tcPr>
+          <w:p>
+            <w:pPr>
+              <w:spacing w:after="0" w:line="276" w:lineRule="auto"/>
+              <w:jc w:val="left"/>
+            </w:pPr>
+            <w:r/>
+            <w:r>
+              <w:rPr>
+                <w:rFonts w:ascii="Calibri" w:hAnsi="Calibri"/>
+                <w:b w:val="0"/>
+                <w:color w:val="000000"/>
+                <w:sz w:val="19"/>
+              </w:rPr>
+              <w:t>QA and Legacy System Owner</w:t>
+            </w:r>
+          </w:p>
+        </w:tc>
+      </w:tr>
+      <w:tr>
+        <w:tc>
+          <w:tcPr>
+            <w:tcW w:type="dxa" w:w="2821"/>
+            <w:vAlign w:val="center"/>
+            <w:tcMar>
+              <w:top w:w="80" w:type="dxa"/>
+              <w:bottom w:w="80" w:type="dxa"/>
+              <w:start w:w="120" w:type="dxa"/>
+              <w:end w:w="120" w:type="dxa"/>
+            </w:tcMar>
+          </w:tcPr>
+          <w:p>
+            <w:pPr>
+              <w:spacing w:after="0" w:line="276" w:lineRule="auto"/>
+              <w:jc w:val="left"/>
+            </w:pPr>
+            <w:r/>
+            <w:r>
+              <w:rPr>
+                <w:rFonts w:ascii="Calibri" w:hAnsi="Calibri"/>
+                <w:b w:val="0"/>
+                <w:color w:val="000000"/>
+                <w:sz w:val="19"/>
+              </w:rPr>
+              <w:t>Emergency production workaround</w:t>
+            </w:r>
+          </w:p>
+        </w:tc>
+        <w:tc>
+          <w:tcPr>
+            <w:tcW w:type="dxa" w:w="2752"/>
+            <w:vAlign w:val="center"/>
+            <w:tcMar>
+              <w:top w:w="80" w:type="dxa"/>
+              <w:bottom w:w="80" w:type="dxa"/>
+              <w:start w:w="120" w:type="dxa"/>
+              <w:end w:w="120" w:type="dxa"/>
+            </w:tcMar>
+          </w:tcPr>
+          <w:p>
+            <w:pPr>
+              <w:spacing w:after="0" w:line="276" w:lineRule="auto"/>
+              <w:jc w:val="left"/>
+            </w:pPr>
+            <w:r/>
+            <w:r>
+              <w:rPr>
+                <w:rFonts w:ascii="Calibri" w:hAnsi="Calibri"/>
+                <w:b w:val="0"/>
+                <w:color w:val="000000"/>
+                <w:sz w:val="19"/>
+              </w:rPr>
+              <w:t>System Owner</w:t>
+            </w:r>
+          </w:p>
+        </w:tc>
+        <w:tc>
+          <w:tcPr>
+            <w:tcW w:type="dxa" w:w="3787"/>
+            <w:vAlign w:val="center"/>
+            <w:tcMar>
+              <w:top w:w="80" w:type="dxa"/>
+              <w:bottom w:w="80" w:type="dxa"/>
+              <w:start w:w="120" w:type="dxa"/>
+              <w:end w:w="120" w:type="dxa"/>
+            </w:tcMar>
+          </w:tcPr>
+          <w:p>
+            <w:pPr>
+              <w:spacing w:after="0" w:line="276" w:lineRule="auto"/>
+              <w:jc w:val="left"/>
+            </w:pPr>
+            <w:r/>
+            <w:r>
+              <w:rPr>
+                <w:rFonts w:ascii="Calibri" w:hAnsi="Calibri"/>
+                <w:b w:val="0"/>
+                <w:color w:val="000000"/>
+                <w:sz w:val="19"/>
+              </w:rPr>
+              <w:t>QA acknowledgement and deviation/change control closure</w:t>
+            </w:r>
+          </w:p>
+        </w:tc>
+      </w:tr>
+    </w:tbl>
+    <w:p>
+      <w:pPr>
+        <w:spacing w:after="80"/>
+      </w:pPr>
+    </w:p>
+    <w:p>
+      <w:pPr>
+        <w:pStyle w:val="Heading2"/>
+      </w:pPr>
+      <w:r>
+        <w:t>4.2 Delegation and segregation rules</w:t>
+      </w:r>
+    </w:p>
+    <w:p>
+      <w:pPr>
+        <w:spacing w:after="120" w:line="300" w:lineRule="auto"/>
+      </w:pPr>
+      <w:r>
+        <w:rPr>
+          <w:rFonts w:ascii="Calibri" w:hAnsi="Calibri"/>
+          <w:b w:val="0"/>
+          <w:i w:val="0"/>
+          <w:color w:val="000000"/>
+          <w:sz w:val="22"/>
+        </w:rPr>
+        <w:t>Delegation is permitted only to trained personnel with documented authority and shall not transfer accountability. A person who configures a critical workflow, role, calculation or report shall not be the sole approver of its release evidence. Supplier personnel may prepare or execute agreed activities, but final GxP acceptance remains with the company. Conflicts between schedule, business preference and quality risk are escalated to the Steering Committee with QA's position recorded.</w:t>
       </w:r>
     </w:p>
     <w:p>
